--- a/ky/wisdom-stories/everyone-has-work-to-do.docx
+++ b/ky/wisdom-stories/everyone-has-work-to-do.docx
@@ -39,7 +39,7 @@
           <w:sz w:val="22"/>
           <w:lang w:val="ky-KG"/>
         </w:rPr>
-        <w:t>Акылман мугалимдерден таалим алганым — чоң бактым. Алардын бири адабият мугалимим, урматтуу Баладаш агай эле. Ал: кимдир бирөө силерден бир нерсе сураса же иш тапшырса, кандайдыр бир себеп менен аткара албай калсаңар да, ага эч качан «ишим көп болуп, убактым жетпей калды» дебегиле — бул чын болсо да. Анткени мындай сөз адамды «менин ишим жокпу, аны бекер убара кылдымбы?» деп ойлонууга мажбурлайт, — дечү.</w:t>
+        <w:t>Акылман мугалимдерден таалим алганым — чоң бактым. Алардын бири адабият мугалимим, урматтуу Балададаш агай эле. Ал: кимдир бирөө силерден бир нерсе сураса же иш тапшырса, кандайдыр бир себеп менен аткара албай калсаңар да, ага эч качан «ишим көп болуп, убактым жетпей, бүтүрө албай калдым» дебегиле — бул чын болсо да. Анткени мындай сөз адамды «менин ишим жокпу, аны бекер убара кылдымбы?» деп ойлонууга мажбурлайт, — дечү.</w:t>
       </w:r>
     </w:p>
     <w:p>
@@ -75,7 +75,7 @@
           <w:sz w:val="22"/>
           <w:lang w:val="ky-KG"/>
         </w:rPr>
-        <w:t>Сабак: Бирөөнүн ишенимин актоо — жоопкерчилик. Колуңдан келбесе, убагында айт; күттүрүп, үмүтүн үзбө.</w:t>
+        <w:t>Сабак: Башкалар сени ишенимсиз, ишенимге татыксыз адам катары билип турганын сезип жашоо өтө ачуу.</w:t>
       </w:r>
     </w:p>
     <w:p>
@@ -93,7 +93,7 @@
           <w:sz w:val="22"/>
           <w:lang w:val="ky-KG"/>
         </w:rPr>
-        <w:t>Бахтияр Сиражов.</w:t>
+        <w:t>Бахтияр Сиражов</w:t>
       </w:r>
     </w:p>
     <w:sectPr>
